--- a/media/R2499/output_dir/测评对象.docx
+++ b/media/R2499/output_dir/测评对象.docx
@@ -1,6 +1,6 @@
 
 <file path=word/document.xml><?xml version="1.0" encoding="utf-8"?>
-<w:document xmlns:wpc="http://schemas.microsoft.com/office/word/2010/wordprocessingCanvas" xmlns:cx="http://schemas.microsoft.com/office/drawing/2014/chartex" xmlns:cx1="http://schemas.microsoft.com/office/drawing/2015/9/8/chartex" xmlns:cx2="http://schemas.microsoft.com/office/drawing/2015/10/21/chartex" xmlns:cx3="http://schemas.microsoft.com/office/drawing/2016/5/9/chartex" xmlns:cx4="http://schemas.microsoft.com/office/drawing/2016/5/10/chartex" xmlns:cx5="http://schemas.microsoft.com/office/drawing/2016/5/11/chartex" xmlns:cx6="http://schemas.microsoft.com/office/drawing/2016/5/12/chartex" xmlns:cx7="http://schemas.microsoft.com/office/drawing/2016/5/13/chartex" xmlns:cx8="http://schemas.microsoft.com/office/drawing/2016/5/14/chartex" xmlns:mc="http://schemas.openxmlformats.org/markup-compatibility/2006" xmlns:aink="http://schemas.microsoft.com/office/drawing/2016/ink" xmlns:am3d="http://schemas.microsoft.com/office/drawing/2017/model3d" xmlns:o="urn:schemas-microsoft-com:office:office" xmlns:oel="http://schemas.microsoft.com/office/2019/extlst" xmlns:r="http://schemas.openxmlformats.org/officeDocument/2006/relationships" xmlns:m="http://schemas.openxmlformats.org/officeDocument/2006/math" xmlns:v="urn:schemas-microsoft-com:vml" xmlns:wp14="http://schemas.microsoft.com/office/word/2010/wordprocessingDrawing" xmlns:wp="http://schemas.openxmlformats.org/drawingml/2006/wordprocessingDrawing" xmlns:w10="urn:schemas-microsoft-com:office:word" xmlns:w="http://schemas.openxmlformats.org/wordprocessingml/2006/main" xmlns:w14="http://schemas.microsoft.com/office/word/2010/wordml" xmlns:w15="http://schemas.microsoft.com/office/word/2012/wordml" xmlns:w16cex="http://schemas.microsoft.com/office/word/2018/wordml/cex" xmlns:w16cid="http://schemas.microsoft.com/office/word/2016/wordml/cid" xmlns:w16="http://schemas.microsoft.com/office/word/2018/wordml" xmlns:w16du="http://schemas.microsoft.com/office/word/2023/wordml/word16du" xmlns:w16sdtdh="http://schemas.microsoft.com/office/word/2020/wordml/sdtdatahash" xmlns:w16se="http://schemas.microsoft.com/office/word/2015/wordml/symex" xmlns:wpg="http://schemas.microsoft.com/office/word/2010/wordprocessingGroup" xmlns:wpi="http://schemas.microsoft.com/office/word/2010/wordprocessingInk" xmlns:wne="http://schemas.microsoft.com/office/word/2006/wordml" xmlns:wps="http://schemas.microsoft.com/office/word/2010/wordprocessingShape" mc:Ignorable="w14 w15 w16se w16cid w16 w16cex w16sdtdh w16du wp14">
+<w:document xmlns:wpc="http://schemas.microsoft.com/office/word/2010/wordprocessingCanvas" xmlns:cx="http://schemas.microsoft.com/office/drawing/2014/chartex" xmlns:cx1="http://schemas.microsoft.com/office/drawing/2015/9/8/chartex" xmlns:cx2="http://schemas.microsoft.com/office/drawing/2015/10/21/chartex" xmlns:cx3="http://schemas.microsoft.com/office/drawing/2016/5/9/chartex" xmlns:cx4="http://schemas.microsoft.com/office/drawing/2016/5/10/chartex" xmlns:cx5="http://schemas.microsoft.com/office/drawing/2016/5/11/chartex" xmlns:cx6="http://schemas.microsoft.com/office/drawing/2016/5/12/chartex" xmlns:cx7="http://schemas.microsoft.com/office/drawing/2016/5/13/chartex" xmlns:cx8="http://schemas.microsoft.com/office/drawing/2016/5/14/chartex" xmlns:mc="http://schemas.openxmlformats.org/markup-compatibility/2006" xmlns:aink="http://schemas.microsoft.com/office/drawing/2016/ink" xmlns:am3d="http://schemas.microsoft.com/office/drawing/2017/model3d" xmlns:o="urn:schemas-microsoft-com:office:office" xmlns:oel="http://schemas.microsoft.com/office/2019/extlst" xmlns:r="http://schemas.openxmlformats.org/officeDocument/2006/relationships" xmlns:m="http://schemas.openxmlformats.org/officeDocument/2006/math" xmlns:v="urn:schemas-microsoft-com:vml" xmlns:wp14="http://schemas.microsoft.com/office/word/2010/wordprocessingDrawing" xmlns:wp="http://schemas.openxmlformats.org/drawingml/2006/wordprocessingDrawing" xmlns:w10="urn:schemas-microsoft-com:office:word" xmlns:w="http://schemas.openxmlformats.org/wordprocessingml/2006/main" xmlns:w14="http://schemas.microsoft.com/office/word/2010/wordml" xmlns:w15="http://schemas.microsoft.com/office/word/2012/wordml" xmlns:w16cex="http://schemas.microsoft.com/office/word/2018/wordml/cex" xmlns:w16cid="http://schemas.microsoft.com/office/word/2016/wordml/cid" xmlns:w16="http://schemas.microsoft.com/office/word/2018/wordml" xmlns:w16du="http://schemas.microsoft.com/office/word/2023/wordml/word16du" xmlns:w16sdtdh="http://schemas.microsoft.com/office/word/2020/wordml/sdtdatahash" xmlns:w16sdtfl="http://schemas.microsoft.com/office/word/2024/wordml/sdtformatlock" xmlns:w16se="http://schemas.microsoft.com/office/word/2015/wordml/symex" xmlns:wpg="http://schemas.microsoft.com/office/word/2010/wordprocessingGroup" xmlns:wpi="http://schemas.microsoft.com/office/word/2010/wordprocessingInk" xmlns:wne="http://schemas.microsoft.com/office/word/2006/wordml" xmlns:wps="http://schemas.microsoft.com/office/word/2010/wordprocessingShape" mc:Ignorable="w14 w15 w16se w16cid w16 w16cex w16sdtdh w16sdtfl w16du wp14">
   <w:body>
     <w:p>
       <w:pPr>
@@ -17,7 +17,7 @@
           <w:sz w:val="24"/>
           <w:szCs w:val="24"/>
         </w:rPr>
-        <w:t xml:space="preserve">这是测试环境说明-web写的内容</w:t>
+        <w:t xml:space="preserve">CX-3E(01/02/03)ZCL数据处理机主要用于接收星上载荷3台广域监视相机和1台精密跟踪相机的原始数据并实时处理，完成目标在轨检测、图像定位、天文定位以及目标异动识别。</w:t>
       </w:r>
     </w:p>
     <w:p>
@@ -35,7 +35,325 @@
           <w:sz w:val="24"/>
           <w:szCs w:val="24"/>
         </w:rPr>
-        <w:t xml:space="preserve">这是测评环境内容!!!</w:t>
+        <w:t xml:space="preserve">广域图像处理机、广域精跟图像处理机主要用于接收相机的图像数据，进行图像处理并将数据处理结果转发至天文定位数据处理机。数据处理分系统的连接关系如图所示：</w:t>
+      </w:r>
+    </w:p>
+    <w:p>
+      <w:pPr>
+        <w:spacing w:line="360" w:lineRule="auto"/>
+        <w:jc w:val="center"/>
+        <w:rPr>
+          <w:szCs w:val="21"/>
+        </w:rPr>
+      </w:pPr>
+      <w:r>
+        <w:rPr>
+          <w:rFonts w:hint="eastAsia"/>
+          <w:szCs w:val="21"/>
+        </w:rPr>
+        <w:t xml:space="preserve"/>
+      </w:r>
+      <w:r>
+        <w:drawing>
+          <wp:inline xmlns:a="http://schemas.openxmlformats.org/drawingml/2006/main" xmlns:pic="http://schemas.openxmlformats.org/drawingml/2006/picture">
+            <wp:extent cx="4140000" cy="2602184"/>
+            <wp:docPr id="1001" name="Picture 954911104"/>
+            <wp:cNvGraphicFramePr>
+              <a:graphicFrameLocks noChangeAspect="1"/>
+            </wp:cNvGraphicFramePr>
+            <a:graphic>
+              <a:graphicData uri="http://schemas.openxmlformats.org/drawingml/2006/picture">
+                <pic:pic>
+                  <pic:nvPicPr>
+                    <pic:cNvPr id="0" name="image.png"/>
+                    <pic:cNvPicPr/>
+                  </pic:nvPicPr>
+                  <pic:blipFill>
+                    <a:blip r:embed="rId12"/>
+                    <a:stretch>
+                      <a:fillRect/>
+                    </a:stretch>
+                  </pic:blipFill>
+                  <pic:spPr>
+                    <a:xfrm>
+                      <a:off x="0" y="0"/>
+                      <a:ext cx="4140000" cy="2602184"/>
+                    </a:xfrm>
+                    <a:prstGeom prst="rect"/>
+                  </pic:spPr>
+                </pic:pic>
+              </a:graphicData>
+            </a:graphic>
+          </wp:inline>
+        </w:drawing>
+      </w:r>
+      <w:r>
+        <w:t xml:space="preserve"/>
+      </w:r>
+    </w:p>
+    <w:p>
+      <w:pPr>
+        <w:spacing w:line="360" w:lineRule="auto"/>
+        <w:jc w:val="center"/>
+        <w:rPr>
+          <w:szCs w:val="21"/>
+        </w:rPr>
+      </w:pPr>
+      <w:r>
+        <w:rPr>
+          <w:rFonts w:hint="eastAsia"/>
+          <w:szCs w:val="21"/>
+        </w:rPr>
+        <w:t xml:space="preserve">图5‑1数据处理分析系统连接关系图</w:t>
+      </w:r>
+    </w:p>
+    <w:p>
+      <w:pPr>
+        <w:spacing w:line="360" w:lineRule="auto"/>
+        <w:ind w:firstLineChars="200" w:firstLine="480"/>
+        <w:rPr>
+          <w:sz w:val="24"/>
+          <w:szCs w:val="24"/>
+        </w:rPr>
+      </w:pPr>
+      <w:r>
+        <w:rPr>
+          <w:rFonts w:hint="eastAsia"/>
+          <w:sz w:val="24"/>
+          <w:szCs w:val="24"/>
+        </w:rPr>
+        <w:t xml:space="preserve">图像处理机分为广域图像处理机和广域精跟图像处理机，硬件和软件均做统型设计，硬件按照最大接口包络设计，软件通过BOOT_FLAG标示，识别当前为广域处理机或者精跟处理机；其中广域图像处理机为2路2711图像输入，接收6个DSP的图像处理结果；精跟图像处理机为1路2711图像输入，1路LVDS图像输入，接收4个DSP的图像处理结果；接口管理FPGA通过BOOT_FLAG选通两路数据作为图像输入源，在接口管理FPGA内部，两路图像数据通道完全独立，独立的处理数据并通过各自独立的SRIO发送出去，接口管理FPGA交联图如下：</w:t>
+      </w:r>
+    </w:p>
+    <w:p>
+      <w:pPr>
+        <w:spacing w:line="360" w:lineRule="auto"/>
+        <w:jc w:val="center"/>
+        <w:rPr>
+          <w:szCs w:val="21"/>
+        </w:rPr>
+      </w:pPr>
+      <w:r>
+        <w:rPr>
+          <w:rFonts w:hint="eastAsia"/>
+          <w:szCs w:val="21"/>
+        </w:rPr>
+        <w:t xml:space="preserve"/>
+      </w:r>
+      <w:r>
+        <w:drawing>
+          <wp:inline xmlns:a="http://schemas.openxmlformats.org/drawingml/2006/main" xmlns:pic="http://schemas.openxmlformats.org/drawingml/2006/picture">
+            <wp:extent cx="4140000" cy="2241007"/>
+            <wp:docPr id="1002" name="Picture 954911104"/>
+            <wp:cNvGraphicFramePr>
+              <a:graphicFrameLocks noChangeAspect="1"/>
+            </wp:cNvGraphicFramePr>
+            <a:graphic>
+              <a:graphicData uri="http://schemas.openxmlformats.org/drawingml/2006/picture">
+                <pic:pic>
+                  <pic:nvPicPr>
+                    <pic:cNvPr id="0" name="image.png"/>
+                    <pic:cNvPicPr/>
+                  </pic:nvPicPr>
+                  <pic:blipFill>
+                    <a:blip r:embed="rId13"/>
+                    <a:stretch>
+                      <a:fillRect/>
+                    </a:stretch>
+                  </pic:blipFill>
+                  <pic:spPr>
+                    <a:xfrm>
+                      <a:off x="0" y="0"/>
+                      <a:ext cx="4140000" cy="2241007"/>
+                    </a:xfrm>
+                    <a:prstGeom prst="rect"/>
+                  </pic:spPr>
+                </pic:pic>
+              </a:graphicData>
+            </a:graphic>
+          </wp:inline>
+        </w:drawing>
+      </w:r>
+      <w:r>
+        <w:t xml:space="preserve"/>
+      </w:r>
+    </w:p>
+    <w:p>
+      <w:pPr>
+        <w:spacing w:line="360" w:lineRule="auto"/>
+        <w:jc w:val="center"/>
+        <w:rPr>
+          <w:szCs w:val="21"/>
+        </w:rPr>
+      </w:pPr>
+      <w:r>
+        <w:rPr>
+          <w:rFonts w:hint="eastAsia"/>
+          <w:szCs w:val="21"/>
+        </w:rPr>
+        <w:t xml:space="preserve">图5‑1接口管理FPGA外部交联图</w:t>
+      </w:r>
+    </w:p>
+    <w:p>
+      <w:pPr>
+        <w:spacing w:line="360" w:lineRule="auto"/>
+        <w:ind w:firstLineChars="200" w:firstLine="480"/>
+        <w:rPr>
+          <w:sz w:val="24"/>
+          <w:szCs w:val="24"/>
+        </w:rPr>
+      </w:pPr>
+      <w:r>
+        <w:rPr>
+          <w:rFonts w:hint="eastAsia"/>
+          <w:sz w:val="24"/>
+          <w:szCs w:val="24"/>
+        </w:rPr>
+        <w:t xml:space="preserve">接口管理FPGA主要完成以下功能：</w:t>
+      </w:r>
+    </w:p>
+    <w:p>
+      <w:pPr>
+        <w:spacing w:line="360" w:lineRule="auto"/>
+        <w:ind w:firstLineChars="200" w:firstLine="480"/>
+        <w:rPr>
+          <w:sz w:val="24"/>
+          <w:szCs w:val="24"/>
+        </w:rPr>
+      </w:pPr>
+      <w:r>
+        <w:rPr>
+          <w:rFonts w:hint="eastAsia"/>
+          <w:sz w:val="24"/>
+          <w:szCs w:val="24"/>
+        </w:rPr>
+        <w:t xml:space="preserve">1）通过EMIF接口与处理器进行数据传输；</w:t>
+      </w:r>
+    </w:p>
+    <w:p>
+      <w:pPr>
+        <w:spacing w:line="360" w:lineRule="auto"/>
+        <w:ind w:firstLineChars="200" w:firstLine="480"/>
+        <w:rPr>
+          <w:sz w:val="24"/>
+          <w:szCs w:val="24"/>
+        </w:rPr>
+      </w:pPr>
+      <w:r>
+        <w:rPr>
+          <w:rFonts w:hint="eastAsia"/>
+          <w:sz w:val="24"/>
+          <w:szCs w:val="24"/>
+        </w:rPr>
+        <w:t xml:space="preserve">2）接口管理FPGA通过2711/LVDS接口接收广域/精跟相机的图像数据，并通过SRIO转发至FPGA计算节点；FPGA提供异步串口接口，由处理器控制，实现与各个计算节点的遥控遥测数据传输；</w:t>
+      </w:r>
+    </w:p>
+    <w:p>
+      <w:pPr>
+        <w:spacing w:line="360" w:lineRule="auto"/>
+        <w:ind w:firstLineChars="200" w:firstLine="480"/>
+        <w:rPr>
+          <w:sz w:val="24"/>
+          <w:szCs w:val="24"/>
+        </w:rPr>
+      </w:pPr>
+      <w:r>
+        <w:rPr>
+          <w:rFonts w:hint="eastAsia"/>
+          <w:sz w:val="24"/>
+          <w:szCs w:val="24"/>
+        </w:rPr>
+        <w:t xml:space="preserve">3）接收DSP计算节点的IPD数据和图像处理日志，并通过LVDS接口发送至天文定位数据处理机；</w:t>
+      </w:r>
+    </w:p>
+    <w:p>
+      <w:pPr>
+        <w:spacing w:line="360" w:lineRule="auto"/>
+        <w:ind w:firstLineChars="200" w:firstLine="480"/>
+        <w:rPr>
+          <w:sz w:val="24"/>
+          <w:szCs w:val="24"/>
+        </w:rPr>
+      </w:pPr>
+      <w:r>
+        <w:rPr>
+          <w:rFonts w:hint="eastAsia"/>
+          <w:sz w:val="24"/>
+          <w:szCs w:val="24"/>
+        </w:rPr>
+        <w:t xml:space="preserve">4）控制AD采集芯片SAD0832的时序，周期性完成各个计算节点的电压采集，由处理器读取结果；</w:t>
+      </w:r>
+    </w:p>
+    <w:p>
+      <w:pPr>
+        <w:spacing w:line="360" w:lineRule="auto"/>
+        <w:ind w:firstLineChars="200" w:firstLine="480"/>
+        <w:rPr>
+          <w:sz w:val="24"/>
+          <w:szCs w:val="24"/>
+        </w:rPr>
+      </w:pPr>
+      <w:r>
+        <w:rPr>
+          <w:rFonts w:hint="eastAsia"/>
+          <w:sz w:val="24"/>
+          <w:szCs w:val="24"/>
+        </w:rPr>
+        <w:t xml:space="preserve">5）控制SPI FLASH时序，可以根据处理器指令提取相应位置的配置文件，实现对不同计算节点的原始配置文件重构，能够根据处理器指令要求，缓存新的配置文件；</w:t>
+      </w:r>
+    </w:p>
+    <w:p>
+      <w:pPr>
+        <w:spacing w:line="360" w:lineRule="auto"/>
+        <w:ind w:firstLineChars="200" w:firstLine="480"/>
+        <w:rPr>
+          <w:sz w:val="24"/>
+          <w:szCs w:val="24"/>
+        </w:rPr>
+      </w:pPr>
+      <w:r>
+        <w:rPr>
+          <w:rFonts w:hint="eastAsia"/>
+          <w:sz w:val="24"/>
+          <w:szCs w:val="24"/>
+        </w:rPr>
+        <w:t xml:space="preserve">6）模拟LSMEU03的JTAG时序，实现对LSMEU03的上注功能；</w:t>
+      </w:r>
+    </w:p>
+    <w:p>
+      <w:pPr>
+        <w:spacing w:line="360" w:lineRule="auto"/>
+        <w:ind w:firstLineChars="200" w:firstLine="480"/>
+        <w:rPr>
+          <w:sz w:val="24"/>
+          <w:szCs w:val="24"/>
+        </w:rPr>
+      </w:pPr>
+      <w:r>
+        <w:rPr>
+          <w:rFonts w:hint="eastAsia"/>
+          <w:sz w:val="24"/>
+          <w:szCs w:val="24"/>
+        </w:rPr>
+        <w:t xml:space="preserve">7）OC指令输出功能；</w:t>
+      </w:r>
+    </w:p>
+    <w:p>
+      <w:pPr>
+        <w:spacing w:line="360" w:lineRule="auto"/>
+        <w:ind w:firstLineChars="200" w:firstLine="480"/>
+        <w:rPr>
+          <w:sz w:val="24"/>
+          <w:szCs w:val="24"/>
+        </w:rPr>
+      </w:pPr>
+      <w:r>
+        <w:rPr>
+          <w:rFonts w:hint="eastAsia"/>
+          <w:sz w:val="24"/>
+          <w:szCs w:val="24"/>
+        </w:rPr>
+        <w:t xml:space="preserve">8）状态检测等功能；</w:t>
       </w:r>
     </w:p>
     <w:sectPr>
@@ -52,7 +370,7 @@
 </file>
 
 <file path=word/endnotes.xml><?xml version="1.0" encoding="utf-8"?>
-<w:endnotes xmlns:wpc="http://schemas.microsoft.com/office/word/2010/wordprocessingCanvas" xmlns:cx="http://schemas.microsoft.com/office/drawing/2014/chartex" xmlns:cx1="http://schemas.microsoft.com/office/drawing/2015/9/8/chartex" xmlns:cx2="http://schemas.microsoft.com/office/drawing/2015/10/21/chartex" xmlns:cx3="http://schemas.microsoft.com/office/drawing/2016/5/9/chartex" xmlns:cx4="http://schemas.microsoft.com/office/drawing/2016/5/10/chartex" xmlns:cx5="http://schemas.microsoft.com/office/drawing/2016/5/11/chartex" xmlns:cx6="http://schemas.microsoft.com/office/drawing/2016/5/12/chartex" xmlns:cx7="http://schemas.microsoft.com/office/drawing/2016/5/13/chartex" xmlns:cx8="http://schemas.microsoft.com/office/drawing/2016/5/14/chartex" xmlns:mc="http://schemas.openxmlformats.org/markup-compatibility/2006" xmlns:aink="http://schemas.microsoft.com/office/drawing/2016/ink" xmlns:am3d="http://schemas.microsoft.com/office/drawing/2017/model3d" xmlns:o="urn:schemas-microsoft-com:office:office" xmlns:oel="http://schemas.microsoft.com/office/2019/extlst" xmlns:r="http://schemas.openxmlformats.org/officeDocument/2006/relationships" xmlns:m="http://schemas.openxmlformats.org/officeDocument/2006/math" xmlns:v="urn:schemas-microsoft-com:vml" xmlns:wp14="http://schemas.microsoft.com/office/word/2010/wordprocessingDrawing" xmlns:wp="http://schemas.openxmlformats.org/drawingml/2006/wordprocessingDrawing" xmlns:w10="urn:schemas-microsoft-com:office:word" xmlns:w="http://schemas.openxmlformats.org/wordprocessingml/2006/main" xmlns:w14="http://schemas.microsoft.com/office/word/2010/wordml" xmlns:w15="http://schemas.microsoft.com/office/word/2012/wordml" xmlns:w16cex="http://schemas.microsoft.com/office/word/2018/wordml/cex" xmlns:w16cid="http://schemas.microsoft.com/office/word/2016/wordml/cid" xmlns:w16="http://schemas.microsoft.com/office/word/2018/wordml" xmlns:w16du="http://schemas.microsoft.com/office/word/2023/wordml/word16du" xmlns:w16sdtdh="http://schemas.microsoft.com/office/word/2020/wordml/sdtdatahash" xmlns:w16se="http://schemas.microsoft.com/office/word/2015/wordml/symex" xmlns:wpg="http://schemas.microsoft.com/office/word/2010/wordprocessingGroup" xmlns:wpi="http://schemas.microsoft.com/office/word/2010/wordprocessingInk" xmlns:wne="http://schemas.microsoft.com/office/word/2006/wordml" xmlns:wps="http://schemas.microsoft.com/office/word/2010/wordprocessingShape" mc:Ignorable="w14 w15 w16se w16cid w16 w16cex w16sdtdh w16du wp14">
+<w:endnotes xmlns:wpc="http://schemas.microsoft.com/office/word/2010/wordprocessingCanvas" xmlns:cx="http://schemas.microsoft.com/office/drawing/2014/chartex" xmlns:cx1="http://schemas.microsoft.com/office/drawing/2015/9/8/chartex" xmlns:cx2="http://schemas.microsoft.com/office/drawing/2015/10/21/chartex" xmlns:cx3="http://schemas.microsoft.com/office/drawing/2016/5/9/chartex" xmlns:cx4="http://schemas.microsoft.com/office/drawing/2016/5/10/chartex" xmlns:cx5="http://schemas.microsoft.com/office/drawing/2016/5/11/chartex" xmlns:cx6="http://schemas.microsoft.com/office/drawing/2016/5/12/chartex" xmlns:cx7="http://schemas.microsoft.com/office/drawing/2016/5/13/chartex" xmlns:cx8="http://schemas.microsoft.com/office/drawing/2016/5/14/chartex" xmlns:mc="http://schemas.openxmlformats.org/markup-compatibility/2006" xmlns:aink="http://schemas.microsoft.com/office/drawing/2016/ink" xmlns:am3d="http://schemas.microsoft.com/office/drawing/2017/model3d" xmlns:o="urn:schemas-microsoft-com:office:office" xmlns:oel="http://schemas.microsoft.com/office/2019/extlst" xmlns:r="http://schemas.openxmlformats.org/officeDocument/2006/relationships" xmlns:m="http://schemas.openxmlformats.org/officeDocument/2006/math" xmlns:v="urn:schemas-microsoft-com:vml" xmlns:wp14="http://schemas.microsoft.com/office/word/2010/wordprocessingDrawing" xmlns:wp="http://schemas.openxmlformats.org/drawingml/2006/wordprocessingDrawing" xmlns:w10="urn:schemas-microsoft-com:office:word" xmlns:w="http://schemas.openxmlformats.org/wordprocessingml/2006/main" xmlns:w14="http://schemas.microsoft.com/office/word/2010/wordml" xmlns:w15="http://schemas.microsoft.com/office/word/2012/wordml" xmlns:w16cex="http://schemas.microsoft.com/office/word/2018/wordml/cex" xmlns:w16cid="http://schemas.microsoft.com/office/word/2016/wordml/cid" xmlns:w16="http://schemas.microsoft.com/office/word/2018/wordml" xmlns:w16du="http://schemas.microsoft.com/office/word/2023/wordml/word16du" xmlns:w16sdtdh="http://schemas.microsoft.com/office/word/2020/wordml/sdtdatahash" xmlns:w16sdtfl="http://schemas.microsoft.com/office/word/2024/wordml/sdtformatlock" xmlns:w16se="http://schemas.microsoft.com/office/word/2015/wordml/symex" xmlns:wpg="http://schemas.microsoft.com/office/word/2010/wordprocessingGroup" xmlns:wpi="http://schemas.microsoft.com/office/word/2010/wordprocessingInk" xmlns:wne="http://schemas.microsoft.com/office/word/2006/wordml" xmlns:wps="http://schemas.microsoft.com/office/word/2010/wordprocessingShape" mc:Ignorable="w14 w15 w16se w16cid w16 w16cex w16sdtdh w16sdtfl w16du wp14">
   <w:endnote w:type="separator" w:id="-1">
     <w:p>
       <w:r>
@@ -71,7 +389,7 @@
 </file>
 
 <file path=word/footer1.xml><?xml version="1.0" encoding="utf-8"?>
-<w:ftr xmlns:wpc="http://schemas.microsoft.com/office/word/2010/wordprocessingCanvas" xmlns:cx="http://schemas.microsoft.com/office/drawing/2014/chartex" xmlns:cx1="http://schemas.microsoft.com/office/drawing/2015/9/8/chartex" xmlns:cx2="http://schemas.microsoft.com/office/drawing/2015/10/21/chartex" xmlns:cx3="http://schemas.microsoft.com/office/drawing/2016/5/9/chartex" xmlns:cx4="http://schemas.microsoft.com/office/drawing/2016/5/10/chartex" xmlns:cx5="http://schemas.microsoft.com/office/drawing/2016/5/11/chartex" xmlns:cx6="http://schemas.microsoft.com/office/drawing/2016/5/12/chartex" xmlns:cx7="http://schemas.microsoft.com/office/drawing/2016/5/13/chartex" xmlns:cx8="http://schemas.microsoft.com/office/drawing/2016/5/14/chartex" xmlns:mc="http://schemas.openxmlformats.org/markup-compatibility/2006" xmlns:aink="http://schemas.microsoft.com/office/drawing/2016/ink" xmlns:am3d="http://schemas.microsoft.com/office/drawing/2017/model3d" xmlns:o="urn:schemas-microsoft-com:office:office" xmlns:oel="http://schemas.microsoft.com/office/2019/extlst" xmlns:r="http://schemas.openxmlformats.org/officeDocument/2006/relationships" xmlns:m="http://schemas.openxmlformats.org/officeDocument/2006/math" xmlns:v="urn:schemas-microsoft-com:vml" xmlns:wp14="http://schemas.microsoft.com/office/word/2010/wordprocessingDrawing" xmlns:wp="http://schemas.openxmlformats.org/drawingml/2006/wordprocessingDrawing" xmlns:w10="urn:schemas-microsoft-com:office:word" xmlns:w="http://schemas.openxmlformats.org/wordprocessingml/2006/main" xmlns:w14="http://schemas.microsoft.com/office/word/2010/wordml" xmlns:w15="http://schemas.microsoft.com/office/word/2012/wordml" xmlns:w16cex="http://schemas.microsoft.com/office/word/2018/wordml/cex" xmlns:w16cid="http://schemas.microsoft.com/office/word/2016/wordml/cid" xmlns:w16="http://schemas.microsoft.com/office/word/2018/wordml" xmlns:w16du="http://schemas.microsoft.com/office/word/2023/wordml/word16du" xmlns:w16sdtdh="http://schemas.microsoft.com/office/word/2020/wordml/sdtdatahash" xmlns:w16se="http://schemas.microsoft.com/office/word/2015/wordml/symex" xmlns:wpg="http://schemas.microsoft.com/office/word/2010/wordprocessingGroup" xmlns:wpi="http://schemas.microsoft.com/office/word/2010/wordprocessingInk" xmlns:wne="http://schemas.microsoft.com/office/word/2006/wordml" xmlns:wps="http://schemas.microsoft.com/office/word/2010/wordprocessingShape" mc:Ignorable="w14 w15 w16se w16cid w16 w16cex w16sdtdh w16du wp14">
+<w:ftr xmlns:wpc="http://schemas.microsoft.com/office/word/2010/wordprocessingCanvas" xmlns:cx="http://schemas.microsoft.com/office/drawing/2014/chartex" xmlns:cx1="http://schemas.microsoft.com/office/drawing/2015/9/8/chartex" xmlns:cx2="http://schemas.microsoft.com/office/drawing/2015/10/21/chartex" xmlns:cx3="http://schemas.microsoft.com/office/drawing/2016/5/9/chartex" xmlns:cx4="http://schemas.microsoft.com/office/drawing/2016/5/10/chartex" xmlns:cx5="http://schemas.microsoft.com/office/drawing/2016/5/11/chartex" xmlns:cx6="http://schemas.microsoft.com/office/drawing/2016/5/12/chartex" xmlns:cx7="http://schemas.microsoft.com/office/drawing/2016/5/13/chartex" xmlns:cx8="http://schemas.microsoft.com/office/drawing/2016/5/14/chartex" xmlns:mc="http://schemas.openxmlformats.org/markup-compatibility/2006" xmlns:aink="http://schemas.microsoft.com/office/drawing/2016/ink" xmlns:am3d="http://schemas.microsoft.com/office/drawing/2017/model3d" xmlns:o="urn:schemas-microsoft-com:office:office" xmlns:oel="http://schemas.microsoft.com/office/2019/extlst" xmlns:r="http://schemas.openxmlformats.org/officeDocument/2006/relationships" xmlns:m="http://schemas.openxmlformats.org/officeDocument/2006/math" xmlns:v="urn:schemas-microsoft-com:vml" xmlns:wp14="http://schemas.microsoft.com/office/word/2010/wordprocessingDrawing" xmlns:wp="http://schemas.openxmlformats.org/drawingml/2006/wordprocessingDrawing" xmlns:w10="urn:schemas-microsoft-com:office:word" xmlns:w="http://schemas.openxmlformats.org/wordprocessingml/2006/main" xmlns:w14="http://schemas.microsoft.com/office/word/2010/wordml" xmlns:w15="http://schemas.microsoft.com/office/word/2012/wordml" xmlns:w16cex="http://schemas.microsoft.com/office/word/2018/wordml/cex" xmlns:w16cid="http://schemas.microsoft.com/office/word/2016/wordml/cid" xmlns:w16="http://schemas.microsoft.com/office/word/2018/wordml" xmlns:w16du="http://schemas.microsoft.com/office/word/2023/wordml/word16du" xmlns:w16sdtdh="http://schemas.microsoft.com/office/word/2020/wordml/sdtdatahash" xmlns:w16sdtfl="http://schemas.microsoft.com/office/word/2024/wordml/sdtformatlock" xmlns:w16se="http://schemas.microsoft.com/office/word/2015/wordml/symex" xmlns:wpg="http://schemas.microsoft.com/office/word/2010/wordprocessingGroup" xmlns:wpi="http://schemas.microsoft.com/office/word/2010/wordprocessingInk" xmlns:wne="http://schemas.microsoft.com/office/word/2006/wordml" xmlns:wps="http://schemas.microsoft.com/office/word/2010/wordprocessingShape" mc:Ignorable="w14 w15 w16se w16cid w16 w16cex w16sdtdh w16sdtfl w16du wp14">
   <w:p>
     <w:pPr>
       <w:ind w:firstLine="360"/>
@@ -81,7 +399,7 @@
 </file>
 
 <file path=word/footnotes.xml><?xml version="1.0" encoding="utf-8"?>
-<w:footnotes xmlns:wpc="http://schemas.microsoft.com/office/word/2010/wordprocessingCanvas" xmlns:cx="http://schemas.microsoft.com/office/drawing/2014/chartex" xmlns:cx1="http://schemas.microsoft.com/office/drawing/2015/9/8/chartex" xmlns:cx2="http://schemas.microsoft.com/office/drawing/2015/10/21/chartex" xmlns:cx3="http://schemas.microsoft.com/office/drawing/2016/5/9/chartex" xmlns:cx4="http://schemas.microsoft.com/office/drawing/2016/5/10/chartex" xmlns:cx5="http://schemas.microsoft.com/office/drawing/2016/5/11/chartex" xmlns:cx6="http://schemas.microsoft.com/office/drawing/2016/5/12/chartex" xmlns:cx7="http://schemas.microsoft.com/office/drawing/2016/5/13/chartex" xmlns:cx8="http://schemas.microsoft.com/office/drawing/2016/5/14/chartex" xmlns:mc="http://schemas.openxmlformats.org/markup-compatibility/2006" xmlns:aink="http://schemas.microsoft.com/office/drawing/2016/ink" xmlns:am3d="http://schemas.microsoft.com/office/drawing/2017/model3d" xmlns:o="urn:schemas-microsoft-com:office:office" xmlns:oel="http://schemas.microsoft.com/office/2019/extlst" xmlns:r="http://schemas.openxmlformats.org/officeDocument/2006/relationships" xmlns:m="http://schemas.openxmlformats.org/officeDocument/2006/math" xmlns:v="urn:schemas-microsoft-com:vml" xmlns:wp14="http://schemas.microsoft.com/office/word/2010/wordprocessingDrawing" xmlns:wp="http://schemas.openxmlformats.org/drawingml/2006/wordprocessingDrawing" xmlns:w10="urn:schemas-microsoft-com:office:word" xmlns:w="http://schemas.openxmlformats.org/wordprocessingml/2006/main" xmlns:w14="http://schemas.microsoft.com/office/word/2010/wordml" xmlns:w15="http://schemas.microsoft.com/office/word/2012/wordml" xmlns:w16cex="http://schemas.microsoft.com/office/word/2018/wordml/cex" xmlns:w16cid="http://schemas.microsoft.com/office/word/2016/wordml/cid" xmlns:w16="http://schemas.microsoft.com/office/word/2018/wordml" xmlns:w16du="http://schemas.microsoft.com/office/word/2023/wordml/word16du" xmlns:w16sdtdh="http://schemas.microsoft.com/office/word/2020/wordml/sdtdatahash" xmlns:w16se="http://schemas.microsoft.com/office/word/2015/wordml/symex" xmlns:wpg="http://schemas.microsoft.com/office/word/2010/wordprocessingGroup" xmlns:wpi="http://schemas.microsoft.com/office/word/2010/wordprocessingInk" xmlns:wne="http://schemas.microsoft.com/office/word/2006/wordml" xmlns:wps="http://schemas.microsoft.com/office/word/2010/wordprocessingShape" mc:Ignorable="w14 w15 w16se w16cid w16 w16cex w16sdtdh w16du wp14">
+<w:footnotes xmlns:wpc="http://schemas.microsoft.com/office/word/2010/wordprocessingCanvas" xmlns:cx="http://schemas.microsoft.com/office/drawing/2014/chartex" xmlns:cx1="http://schemas.microsoft.com/office/drawing/2015/9/8/chartex" xmlns:cx2="http://schemas.microsoft.com/office/drawing/2015/10/21/chartex" xmlns:cx3="http://schemas.microsoft.com/office/drawing/2016/5/9/chartex" xmlns:cx4="http://schemas.microsoft.com/office/drawing/2016/5/10/chartex" xmlns:cx5="http://schemas.microsoft.com/office/drawing/2016/5/11/chartex" xmlns:cx6="http://schemas.microsoft.com/office/drawing/2016/5/12/chartex" xmlns:cx7="http://schemas.microsoft.com/office/drawing/2016/5/13/chartex" xmlns:cx8="http://schemas.microsoft.com/office/drawing/2016/5/14/chartex" xmlns:mc="http://schemas.openxmlformats.org/markup-compatibility/2006" xmlns:aink="http://schemas.microsoft.com/office/drawing/2016/ink" xmlns:am3d="http://schemas.microsoft.com/office/drawing/2017/model3d" xmlns:o="urn:schemas-microsoft-com:office:office" xmlns:oel="http://schemas.microsoft.com/office/2019/extlst" xmlns:r="http://schemas.openxmlformats.org/officeDocument/2006/relationships" xmlns:m="http://schemas.openxmlformats.org/officeDocument/2006/math" xmlns:v="urn:schemas-microsoft-com:vml" xmlns:wp14="http://schemas.microsoft.com/office/word/2010/wordprocessingDrawing" xmlns:wp="http://schemas.openxmlformats.org/drawingml/2006/wordprocessingDrawing" xmlns:w10="urn:schemas-microsoft-com:office:word" xmlns:w="http://schemas.openxmlformats.org/wordprocessingml/2006/main" xmlns:w14="http://schemas.microsoft.com/office/word/2010/wordml" xmlns:w15="http://schemas.microsoft.com/office/word/2012/wordml" xmlns:w16cex="http://schemas.microsoft.com/office/word/2018/wordml/cex" xmlns:w16cid="http://schemas.microsoft.com/office/word/2016/wordml/cid" xmlns:w16="http://schemas.microsoft.com/office/word/2018/wordml" xmlns:w16du="http://schemas.microsoft.com/office/word/2023/wordml/word16du" xmlns:w16sdtdh="http://schemas.microsoft.com/office/word/2020/wordml/sdtdatahash" xmlns:w16sdtfl="http://schemas.microsoft.com/office/word/2024/wordml/sdtformatlock" xmlns:w16se="http://schemas.microsoft.com/office/word/2015/wordml/symex" xmlns:wpg="http://schemas.microsoft.com/office/word/2010/wordprocessingGroup" xmlns:wpi="http://schemas.microsoft.com/office/word/2010/wordprocessingInk" xmlns:wne="http://schemas.microsoft.com/office/word/2006/wordml" xmlns:wps="http://schemas.microsoft.com/office/word/2010/wordprocessingShape" mc:Ignorable="w14 w15 w16se w16cid w16 w16cex w16sdtdh w16sdtfl w16du wp14">
   <w:footnote w:type="separator" w:id="-1">
     <w:p>
       <w:r>
@@ -100,7 +418,7 @@
 </file>
 
 <file path=word/header1.xml><?xml version="1.0" encoding="utf-8"?>
-<w:hdr xmlns:wpc="http://schemas.microsoft.com/office/word/2010/wordprocessingCanvas" xmlns:cx="http://schemas.microsoft.com/office/drawing/2014/chartex" xmlns:cx1="http://schemas.microsoft.com/office/drawing/2015/9/8/chartex" xmlns:cx2="http://schemas.microsoft.com/office/drawing/2015/10/21/chartex" xmlns:cx3="http://schemas.microsoft.com/office/drawing/2016/5/9/chartex" xmlns:cx4="http://schemas.microsoft.com/office/drawing/2016/5/10/chartex" xmlns:cx5="http://schemas.microsoft.com/office/drawing/2016/5/11/chartex" xmlns:cx6="http://schemas.microsoft.com/office/drawing/2016/5/12/chartex" xmlns:cx7="http://schemas.microsoft.com/office/drawing/2016/5/13/chartex" xmlns:cx8="http://schemas.microsoft.com/office/drawing/2016/5/14/chartex" xmlns:mc="http://schemas.openxmlformats.org/markup-compatibility/2006" xmlns:aink="http://schemas.microsoft.com/office/drawing/2016/ink" xmlns:am3d="http://schemas.microsoft.com/office/drawing/2017/model3d" xmlns:o="urn:schemas-microsoft-com:office:office" xmlns:oel="http://schemas.microsoft.com/office/2019/extlst" xmlns:r="http://schemas.openxmlformats.org/officeDocument/2006/relationships" xmlns:m="http://schemas.openxmlformats.org/officeDocument/2006/math" xmlns:v="urn:schemas-microsoft-com:vml" xmlns:wp14="http://schemas.microsoft.com/office/word/2010/wordprocessingDrawing" xmlns:wp="http://schemas.openxmlformats.org/drawingml/2006/wordprocessingDrawing" xmlns:w10="urn:schemas-microsoft-com:office:word" xmlns:w="http://schemas.openxmlformats.org/wordprocessingml/2006/main" xmlns:w14="http://schemas.microsoft.com/office/word/2010/wordml" xmlns:w15="http://schemas.microsoft.com/office/word/2012/wordml" xmlns:w16cex="http://schemas.microsoft.com/office/word/2018/wordml/cex" xmlns:w16cid="http://schemas.microsoft.com/office/word/2016/wordml/cid" xmlns:w16="http://schemas.microsoft.com/office/word/2018/wordml" xmlns:w16du="http://schemas.microsoft.com/office/word/2023/wordml/word16du" xmlns:w16sdtdh="http://schemas.microsoft.com/office/word/2020/wordml/sdtdatahash" xmlns:w16se="http://schemas.microsoft.com/office/word/2015/wordml/symex" xmlns:wpg="http://schemas.microsoft.com/office/word/2010/wordprocessingGroup" xmlns:wpi="http://schemas.microsoft.com/office/word/2010/wordprocessingInk" xmlns:wne="http://schemas.microsoft.com/office/word/2006/wordml" xmlns:wps="http://schemas.microsoft.com/office/word/2010/wordprocessingShape" mc:Ignorable="w14 w15 w16se w16cid w16 w16cex w16sdtdh w16du wp14">
+<w:hdr xmlns:wpc="http://schemas.microsoft.com/office/word/2010/wordprocessingCanvas" xmlns:cx="http://schemas.microsoft.com/office/drawing/2014/chartex" xmlns:cx1="http://schemas.microsoft.com/office/drawing/2015/9/8/chartex" xmlns:cx2="http://schemas.microsoft.com/office/drawing/2015/10/21/chartex" xmlns:cx3="http://schemas.microsoft.com/office/drawing/2016/5/9/chartex" xmlns:cx4="http://schemas.microsoft.com/office/drawing/2016/5/10/chartex" xmlns:cx5="http://schemas.microsoft.com/office/drawing/2016/5/11/chartex" xmlns:cx6="http://schemas.microsoft.com/office/drawing/2016/5/12/chartex" xmlns:cx7="http://schemas.microsoft.com/office/drawing/2016/5/13/chartex" xmlns:cx8="http://schemas.microsoft.com/office/drawing/2016/5/14/chartex" xmlns:mc="http://schemas.openxmlformats.org/markup-compatibility/2006" xmlns:aink="http://schemas.microsoft.com/office/drawing/2016/ink" xmlns:am3d="http://schemas.microsoft.com/office/drawing/2017/model3d" xmlns:o="urn:schemas-microsoft-com:office:office" xmlns:oel="http://schemas.microsoft.com/office/2019/extlst" xmlns:r="http://schemas.openxmlformats.org/officeDocument/2006/relationships" xmlns:m="http://schemas.openxmlformats.org/officeDocument/2006/math" xmlns:v="urn:schemas-microsoft-com:vml" xmlns:wp14="http://schemas.microsoft.com/office/word/2010/wordprocessingDrawing" xmlns:wp="http://schemas.openxmlformats.org/drawingml/2006/wordprocessingDrawing" xmlns:w10="urn:schemas-microsoft-com:office:word" xmlns:w="http://schemas.openxmlformats.org/wordprocessingml/2006/main" xmlns:w14="http://schemas.microsoft.com/office/word/2010/wordml" xmlns:w15="http://schemas.microsoft.com/office/word/2012/wordml" xmlns:w16cex="http://schemas.microsoft.com/office/word/2018/wordml/cex" xmlns:w16cid="http://schemas.microsoft.com/office/word/2016/wordml/cid" xmlns:w16="http://schemas.microsoft.com/office/word/2018/wordml" xmlns:w16du="http://schemas.microsoft.com/office/word/2023/wordml/word16du" xmlns:w16sdtdh="http://schemas.microsoft.com/office/word/2020/wordml/sdtdatahash" xmlns:w16sdtfl="http://schemas.microsoft.com/office/word/2024/wordml/sdtformatlock" xmlns:w16se="http://schemas.microsoft.com/office/word/2015/wordml/symex" xmlns:wpg="http://schemas.microsoft.com/office/word/2010/wordprocessingGroup" xmlns:wpi="http://schemas.microsoft.com/office/word/2010/wordprocessingInk" xmlns:wne="http://schemas.microsoft.com/office/word/2006/wordml" xmlns:wps="http://schemas.microsoft.com/office/word/2010/wordprocessingShape" mc:Ignorable="w14 w15 w16se w16cid w16 w16cex w16sdtdh w16sdtfl w16du wp14">
   <w:p>
     <w:pPr>
       <w:ind w:firstLine="360"/>
@@ -110,7 +428,7 @@
 </file>
 
 <file path=word/numbering.xml><?xml version="1.0" encoding="utf-8"?>
-<w:numbering xmlns:wpc="http://schemas.microsoft.com/office/word/2010/wordprocessingCanvas" xmlns:cx="http://schemas.microsoft.com/office/drawing/2014/chartex" xmlns:cx1="http://schemas.microsoft.com/office/drawing/2015/9/8/chartex" xmlns:cx2="http://schemas.microsoft.com/office/drawing/2015/10/21/chartex" xmlns:cx3="http://schemas.microsoft.com/office/drawing/2016/5/9/chartex" xmlns:cx4="http://schemas.microsoft.com/office/drawing/2016/5/10/chartex" xmlns:cx5="http://schemas.microsoft.com/office/drawing/2016/5/11/chartex" xmlns:cx6="http://schemas.microsoft.com/office/drawing/2016/5/12/chartex" xmlns:cx7="http://schemas.microsoft.com/office/drawing/2016/5/13/chartex" xmlns:cx8="http://schemas.microsoft.com/office/drawing/2016/5/14/chartex" xmlns:mc="http://schemas.openxmlformats.org/markup-compatibility/2006" xmlns:aink="http://schemas.microsoft.com/office/drawing/2016/ink" xmlns:am3d="http://schemas.microsoft.com/office/drawing/2017/model3d" xmlns:o="urn:schemas-microsoft-com:office:office" xmlns:oel="http://schemas.microsoft.com/office/2019/extlst" xmlns:r="http://schemas.openxmlformats.org/officeDocument/2006/relationships" xmlns:m="http://schemas.openxmlformats.org/officeDocument/2006/math" xmlns:v="urn:schemas-microsoft-com:vml" xmlns:wp14="http://schemas.microsoft.com/office/word/2010/wordprocessingDrawing" xmlns:wp="http://schemas.openxmlformats.org/drawingml/2006/wordprocessingDrawing" xmlns:w10="urn:schemas-microsoft-com:office:word" xmlns:w="http://schemas.openxmlformats.org/wordprocessingml/2006/main" xmlns:w14="http://schemas.microsoft.com/office/word/2010/wordml" xmlns:w15="http://schemas.microsoft.com/office/word/2012/wordml" xmlns:w16cex="http://schemas.microsoft.com/office/word/2018/wordml/cex" xmlns:w16cid="http://schemas.microsoft.com/office/word/2016/wordml/cid" xmlns:w16="http://schemas.microsoft.com/office/word/2018/wordml" xmlns:w16du="http://schemas.microsoft.com/office/word/2023/wordml/word16du" xmlns:w16sdtdh="http://schemas.microsoft.com/office/word/2020/wordml/sdtdatahash" xmlns:w16se="http://schemas.microsoft.com/office/word/2015/wordml/symex" xmlns:wpg="http://schemas.microsoft.com/office/word/2010/wordprocessingGroup" xmlns:wpi="http://schemas.microsoft.com/office/word/2010/wordprocessingInk" xmlns:wne="http://schemas.microsoft.com/office/word/2006/wordml" xmlns:wps="http://schemas.microsoft.com/office/word/2010/wordprocessingShape" mc:Ignorable="w14 w15 w16se w16cid w16 w16cex w16sdtdh w16du wp14">
+<w:numbering xmlns:wpc="http://schemas.microsoft.com/office/word/2010/wordprocessingCanvas" xmlns:cx="http://schemas.microsoft.com/office/drawing/2014/chartex" xmlns:cx1="http://schemas.microsoft.com/office/drawing/2015/9/8/chartex" xmlns:cx2="http://schemas.microsoft.com/office/drawing/2015/10/21/chartex" xmlns:cx3="http://schemas.microsoft.com/office/drawing/2016/5/9/chartex" xmlns:cx4="http://schemas.microsoft.com/office/drawing/2016/5/10/chartex" xmlns:cx5="http://schemas.microsoft.com/office/drawing/2016/5/11/chartex" xmlns:cx6="http://schemas.microsoft.com/office/drawing/2016/5/12/chartex" xmlns:cx7="http://schemas.microsoft.com/office/drawing/2016/5/13/chartex" xmlns:cx8="http://schemas.microsoft.com/office/drawing/2016/5/14/chartex" xmlns:mc="http://schemas.openxmlformats.org/markup-compatibility/2006" xmlns:aink="http://schemas.microsoft.com/office/drawing/2016/ink" xmlns:am3d="http://schemas.microsoft.com/office/drawing/2017/model3d" xmlns:o="urn:schemas-microsoft-com:office:office" xmlns:oel="http://schemas.microsoft.com/office/2019/extlst" xmlns:r="http://schemas.openxmlformats.org/officeDocument/2006/relationships" xmlns:m="http://schemas.openxmlformats.org/officeDocument/2006/math" xmlns:v="urn:schemas-microsoft-com:vml" xmlns:wp14="http://schemas.microsoft.com/office/word/2010/wordprocessingDrawing" xmlns:wp="http://schemas.openxmlformats.org/drawingml/2006/wordprocessingDrawing" xmlns:w10="urn:schemas-microsoft-com:office:word" xmlns:w="http://schemas.openxmlformats.org/wordprocessingml/2006/main" xmlns:w14="http://schemas.microsoft.com/office/word/2010/wordml" xmlns:w15="http://schemas.microsoft.com/office/word/2012/wordml" xmlns:w16cex="http://schemas.microsoft.com/office/word/2018/wordml/cex" xmlns:w16cid="http://schemas.microsoft.com/office/word/2016/wordml/cid" xmlns:w16="http://schemas.microsoft.com/office/word/2018/wordml" xmlns:w16du="http://schemas.microsoft.com/office/word/2023/wordml/word16du" xmlns:w16sdtdh="http://schemas.microsoft.com/office/word/2020/wordml/sdtdatahash" xmlns:w16sdtfl="http://schemas.microsoft.com/office/word/2024/wordml/sdtformatlock" xmlns:w16se="http://schemas.microsoft.com/office/word/2015/wordml/symex" xmlns:wpg="http://schemas.microsoft.com/office/word/2010/wordprocessingGroup" xmlns:wpi="http://schemas.microsoft.com/office/word/2010/wordprocessingInk" xmlns:wne="http://schemas.microsoft.com/office/word/2006/wordml" xmlns:wps="http://schemas.microsoft.com/office/word/2010/wordprocessingShape" mc:Ignorable="w14 w15 w16se w16cid w16 w16cex w16sdtdh w16sdtfl w16du wp14">
   <w:abstractNum w:abstractNumId="0" w15:restartNumberingAfterBreak="0">
     <w:nsid w:val="FFFFFF7E"/>
     <w:multiLevelType w:val="singleLevel"/>
@@ -6572,7 +6890,7 @@
 </file>
 
 <file path=word/styles.xml><?xml version="1.0" encoding="utf-8"?>
-<w:styles xmlns:mc="http://schemas.openxmlformats.org/markup-compatibility/2006" xmlns:r="http://schemas.openxmlformats.org/officeDocument/2006/relationships" xmlns:w="http://schemas.openxmlformats.org/wordprocessingml/2006/main" xmlns:w14="http://schemas.microsoft.com/office/word/2010/wordml" xmlns:w15="http://schemas.microsoft.com/office/word/2012/wordml" xmlns:w16cex="http://schemas.microsoft.com/office/word/2018/wordml/cex" xmlns:w16cid="http://schemas.microsoft.com/office/word/2016/wordml/cid" xmlns:w16="http://schemas.microsoft.com/office/word/2018/wordml" xmlns:w16du="http://schemas.microsoft.com/office/word/2023/wordml/word16du" xmlns:w16sdtdh="http://schemas.microsoft.com/office/word/2020/wordml/sdtdatahash" xmlns:w16se="http://schemas.microsoft.com/office/word/2015/wordml/symex" mc:Ignorable="w14 w15 w16se w16cid w16 w16cex w16sdtdh w16du">
+<w:styles xmlns:mc="http://schemas.openxmlformats.org/markup-compatibility/2006" xmlns:r="http://schemas.openxmlformats.org/officeDocument/2006/relationships" xmlns:w="http://schemas.openxmlformats.org/wordprocessingml/2006/main" xmlns:w14="http://schemas.microsoft.com/office/word/2010/wordml" xmlns:w15="http://schemas.microsoft.com/office/word/2012/wordml" xmlns:w16cex="http://schemas.microsoft.com/office/word/2018/wordml/cex" xmlns:w16cid="http://schemas.microsoft.com/office/word/2016/wordml/cid" xmlns:w16="http://schemas.microsoft.com/office/word/2018/wordml" xmlns:w16du="http://schemas.microsoft.com/office/word/2023/wordml/word16du" xmlns:w16sdtdh="http://schemas.microsoft.com/office/word/2020/wordml/sdtdatahash" xmlns:w16sdtfl="http://schemas.microsoft.com/office/word/2024/wordml/sdtformatlock" xmlns:w16se="http://schemas.microsoft.com/office/word/2015/wordml/symex" mc:Ignorable="w14 w15 w16se w16cid w16 w16cex w16sdtdh w16sdtfl w16du">
   <w:docDefaults>
     <w:rPrDefault>
       <w:rPr>
